--- a/evaluation/publication_results/manuscript_package_20260719/tirs_final_submission_package_20260720/submission_upload_files_20260720/Table_1_ANVISA_corpus_and_regulatory_use_cases.docx
+++ b/evaluation/publication_results/manuscript_package_20260719/tirs_final_submission_package_20260720/submission_upload_files_20260720/Table_1_ANVISA_corpus_and_regulatory_use_cases.docx
@@ -8,11 +8,11 @@
       </w:pPr>
       <w:r>
         <w:rPr>
-          <w:rFonts w:ascii="Arial" w:hAnsi="Arial" w:eastAsia="Arial"/>
+          <w:rFonts w:ascii="Times New Roman" w:hAnsi="Times New Roman" w:eastAsia="Times New Roman" w:cs="Times New Roman"/>
           <w:b w:val="0"/>
           <w:i w:val="0"/>
           <w:color w:val="000000"/>
-          <w:sz w:val="22"/>
+          <w:sz w:val="24"/>
         </w:rPr>
         <w:t>Table 1. ANVISA corpus and regulatory use cases.</w:t>
       </w:r>
@@ -51,11 +51,11 @@
             </w:pPr>
             <w:r>
               <w:rPr>
-                <w:rFonts w:ascii="Arial" w:hAnsi="Arial" w:eastAsia="Arial"/>
+                <w:rFonts w:ascii="Times New Roman" w:hAnsi="Times New Roman" w:eastAsia="Times New Roman" w:cs="Times New Roman"/>
                 <w:b/>
                 <w:i w:val="0"/>
                 <w:color w:val="000000"/>
-                <w:sz w:val="18"/>
+                <w:sz w:val="24"/>
               </w:rPr>
               <w:t>Regulation</w:t>
             </w:r>
@@ -78,11 +78,11 @@
             </w:pPr>
             <w:r>
               <w:rPr>
-                <w:rFonts w:ascii="Arial" w:hAnsi="Arial" w:eastAsia="Arial"/>
+                <w:rFonts w:ascii="Times New Roman" w:hAnsi="Times New Roman" w:eastAsia="Times New Roman" w:cs="Times New Roman"/>
                 <w:b/>
                 <w:i w:val="0"/>
                 <w:color w:val="000000"/>
-                <w:sz w:val="18"/>
+                <w:sz w:val="24"/>
               </w:rPr>
               <w:t>Regulatory area</w:t>
             </w:r>
@@ -105,11 +105,11 @@
             </w:pPr>
             <w:r>
               <w:rPr>
-                <w:rFonts w:ascii="Arial" w:hAnsi="Arial" w:eastAsia="Arial"/>
+                <w:rFonts w:ascii="Times New Roman" w:hAnsi="Times New Roman" w:eastAsia="Times New Roman" w:cs="Times New Roman"/>
                 <w:b/>
                 <w:i w:val="0"/>
                 <w:color w:val="000000"/>
-                <w:sz w:val="18"/>
+                <w:sz w:val="24"/>
               </w:rPr>
               <w:t>Example use case</w:t>
             </w:r>
@@ -137,11 +137,11 @@
             </w:pPr>
             <w:r>
               <w:rPr>
-                <w:rFonts w:ascii="Arial" w:hAnsi="Arial" w:eastAsia="Arial"/>
+                <w:rFonts w:ascii="Times New Roman" w:hAnsi="Times New Roman" w:eastAsia="Times New Roman" w:cs="Times New Roman"/>
                 <w:b w:val="0"/>
                 <w:i w:val="0"/>
                 <w:color w:val="000000"/>
-                <w:sz w:val="18"/>
+                <w:sz w:val="24"/>
               </w:rPr>
               <w:t>RDC 945/2024 and RDC 9/2015</w:t>
             </w:r>
@@ -164,11 +164,11 @@
             </w:pPr>
             <w:r>
               <w:rPr>
-                <w:rFonts w:ascii="Arial" w:hAnsi="Arial" w:eastAsia="Arial"/>
+                <w:rFonts w:ascii="Times New Roman" w:hAnsi="Times New Roman" w:eastAsia="Times New Roman" w:cs="Times New Roman"/>
                 <w:b w:val="0"/>
                 <w:i w:val="0"/>
                 <w:color w:val="000000"/>
-                <w:sz w:val="18"/>
+                <w:sz w:val="24"/>
               </w:rPr>
               <w:t>Clinical trials</w:t>
             </w:r>
@@ -191,11 +191,11 @@
             </w:pPr>
             <w:r>
               <w:rPr>
-                <w:rFonts w:ascii="Arial" w:hAnsi="Arial" w:eastAsia="Arial"/>
+                <w:rFonts w:ascii="Times New Roman" w:hAnsi="Times New Roman" w:eastAsia="Times New Roman" w:cs="Times New Roman"/>
                 <w:b w:val="0"/>
                 <w:i w:val="0"/>
                 <w:color w:val="000000"/>
-                <w:sz w:val="18"/>
+                <w:sz w:val="24"/>
               </w:rPr>
               <w:t>DDCM procedures, DSUR timing, SUSAR handling, and trial-safety conduct.</w:t>
             </w:r>
@@ -223,11 +223,11 @@
             </w:pPr>
             <w:r>
               <w:rPr>
-                <w:rFonts w:ascii="Arial" w:hAnsi="Arial" w:eastAsia="Arial"/>
+                <w:rFonts w:ascii="Times New Roman" w:hAnsi="Times New Roman" w:eastAsia="Times New Roman" w:cs="Times New Roman"/>
                 <w:b w:val="0"/>
                 <w:i w:val="0"/>
                 <w:color w:val="000000"/>
-                <w:sz w:val="18"/>
+                <w:sz w:val="24"/>
               </w:rPr>
               <w:t>RDC 406/2020</w:t>
             </w:r>
@@ -250,11 +250,11 @@
             </w:pPr>
             <w:r>
               <w:rPr>
-                <w:rFonts w:ascii="Arial" w:hAnsi="Arial" w:eastAsia="Arial"/>
+                <w:rFonts w:ascii="Times New Roman" w:hAnsi="Times New Roman" w:eastAsia="Times New Roman" w:cs="Times New Roman"/>
                 <w:b w:val="0"/>
                 <w:i w:val="0"/>
                 <w:color w:val="000000"/>
-                <w:sz w:val="18"/>
+                <w:sz w:val="24"/>
               </w:rPr>
               <w:t>Pharmacovigilance</w:t>
             </w:r>
@@ -277,11 +277,11 @@
             </w:pPr>
             <w:r>
               <w:rPr>
-                <w:rFonts w:ascii="Arial" w:hAnsi="Arial" w:eastAsia="Arial"/>
+                <w:rFonts w:ascii="Times New Roman" w:hAnsi="Times New Roman" w:eastAsia="Times New Roman" w:cs="Times New Roman"/>
                 <w:b w:val="0"/>
                 <w:i w:val="0"/>
                 <w:color w:val="000000"/>
-                <w:sz w:val="18"/>
+                <w:sz w:val="24"/>
               </w:rPr>
               <w:t>Minimum notification elements and follow-up when information is incomplete.</w:t>
             </w:r>
@@ -309,11 +309,11 @@
             </w:pPr>
             <w:r>
               <w:rPr>
-                <w:rFonts w:ascii="Arial" w:hAnsi="Arial" w:eastAsia="Arial"/>
+                <w:rFonts w:ascii="Times New Roman" w:hAnsi="Times New Roman" w:eastAsia="Times New Roman" w:cs="Times New Roman"/>
                 <w:b w:val="0"/>
                 <w:i w:val="0"/>
                 <w:color w:val="000000"/>
-                <w:sz w:val="18"/>
+                <w:sz w:val="24"/>
               </w:rPr>
               <w:t>RDC 55/2010</w:t>
             </w:r>
@@ -336,11 +336,11 @@
             </w:pPr>
             <w:r>
               <w:rPr>
-                <w:rFonts w:ascii="Arial" w:hAnsi="Arial" w:eastAsia="Arial"/>
+                <w:rFonts w:ascii="Times New Roman" w:hAnsi="Times New Roman" w:eastAsia="Times New Roman" w:cs="Times New Roman"/>
                 <w:b w:val="0"/>
                 <w:i w:val="0"/>
                 <w:color w:val="000000"/>
-                <w:sz w:val="18"/>
+                <w:sz w:val="24"/>
               </w:rPr>
               <w:t>Biological products</w:t>
             </w:r>
@@ -363,11 +363,11 @@
             </w:pPr>
             <w:r>
               <w:rPr>
-                <w:rFonts w:ascii="Arial" w:hAnsi="Arial" w:eastAsia="Arial"/>
+                <w:rFonts w:ascii="Times New Roman" w:hAnsi="Times New Roman" w:eastAsia="Times New Roman" w:cs="Times New Roman"/>
                 <w:b w:val="0"/>
                 <w:i w:val="0"/>
                 <w:color w:val="000000"/>
-                <w:sz w:val="18"/>
+                <w:sz w:val="24"/>
               </w:rPr>
               <w:t>Registration rules and exceptions for foreign-manufactured biological products.</w:t>
             </w:r>
@@ -395,11 +395,11 @@
             </w:pPr>
             <w:r>
               <w:rPr>
-                <w:rFonts w:ascii="Arial" w:hAnsi="Arial" w:eastAsia="Arial"/>
+                <w:rFonts w:ascii="Times New Roman" w:hAnsi="Times New Roman" w:eastAsia="Times New Roman" w:cs="Times New Roman"/>
                 <w:b w:val="0"/>
                 <w:i w:val="0"/>
                 <w:color w:val="000000"/>
-                <w:sz w:val="18"/>
+                <w:sz w:val="24"/>
               </w:rPr>
               <w:t>RDC 751/2022</w:t>
             </w:r>
@@ -422,11 +422,11 @@
             </w:pPr>
             <w:r>
               <w:rPr>
-                <w:rFonts w:ascii="Arial" w:hAnsi="Arial" w:eastAsia="Arial"/>
+                <w:rFonts w:ascii="Times New Roman" w:hAnsi="Times New Roman" w:eastAsia="Times New Roman" w:cs="Times New Roman"/>
                 <w:b w:val="0"/>
                 <w:i w:val="0"/>
                 <w:color w:val="000000"/>
-                <w:sz w:val="18"/>
+                <w:sz w:val="24"/>
               </w:rPr>
               <w:t>Medical devices</w:t>
             </w:r>
@@ -449,11 +449,11 @@
             </w:pPr>
             <w:r>
               <w:rPr>
-                <w:rFonts w:ascii="Arial" w:hAnsi="Arial" w:eastAsia="Arial"/>
+                <w:rFonts w:ascii="Times New Roman" w:hAnsi="Times New Roman" w:eastAsia="Times New Roman" w:cs="Times New Roman"/>
                 <w:b w:val="0"/>
                 <w:i w:val="0"/>
                 <w:color w:val="000000"/>
-                <w:sz w:val="18"/>
+                <w:sz w:val="24"/>
               </w:rPr>
               <w:t>Risk classification, labelling, and instructions for use.</w:t>
             </w:r>
@@ -481,11 +481,11 @@
             </w:pPr>
             <w:r>
               <w:rPr>
-                <w:rFonts w:ascii="Arial" w:hAnsi="Arial" w:eastAsia="Arial"/>
+                <w:rFonts w:ascii="Times New Roman" w:hAnsi="Times New Roman" w:eastAsia="Times New Roman" w:cs="Times New Roman"/>
                 <w:b w:val="0"/>
                 <w:i w:val="0"/>
                 <w:color w:val="000000"/>
-                <w:sz w:val="18"/>
+                <w:sz w:val="24"/>
               </w:rPr>
               <w:t>IN 338/2024</w:t>
             </w:r>
@@ -508,11 +508,11 @@
             </w:pPr>
             <w:r>
               <w:rPr>
-                <w:rFonts w:ascii="Arial" w:hAnsi="Arial" w:eastAsia="Arial"/>
+                <w:rFonts w:ascii="Times New Roman" w:hAnsi="Times New Roman" w:eastAsia="Times New Roman" w:cs="Times New Roman"/>
                 <w:b w:val="0"/>
                 <w:i w:val="0"/>
                 <w:color w:val="000000"/>
-                <w:sz w:val="18"/>
+                <w:sz w:val="24"/>
               </w:rPr>
               <w:t>Reliance and optimized review</w:t>
             </w:r>
@@ -535,11 +535,11 @@
             </w:pPr>
             <w:r>
               <w:rPr>
-                <w:rFonts w:ascii="Arial" w:hAnsi="Arial" w:eastAsia="Arial"/>
+                <w:rFonts w:ascii="Times New Roman" w:hAnsi="Times New Roman" w:eastAsia="Times New Roman" w:cs="Times New Roman"/>
                 <w:b w:val="0"/>
                 <w:i w:val="0"/>
                 <w:color w:val="000000"/>
-                <w:sz w:val="18"/>
+                <w:sz w:val="24"/>
               </w:rPr>
               <w:t>Equivalent foreign regulatory authorities and reliance-related conditions.</w:t>
             </w:r>
@@ -549,6 +549,8 @@
     </w:tbl>
     <w:p/>
     <w:sectPr>
+      <w:headerReference w:type="default" r:id="rId9"/>
+      <w:footerReference w:type="default" r:id="rId10"/>
       <w:pgSz w:w="12240" w:h="15840"/>
       <w:pgMar w:top="1440" w:right="1440" w:bottom="1440" w:left="1440" w:header="720" w:footer="720" w:gutter="0"/>
       <w:cols w:space="720"/>
@@ -556,6 +558,26 @@
     </w:sectPr>
   </w:body>
 </w:document>
+</file>
+
+<file path=word/footer1.xml><?xml version="1.0" encoding="utf-8"?>
+<w:ftr xmlns:m="http://schemas.openxmlformats.org/officeDocument/2006/math" xmlns:mc="http://schemas.openxmlformats.org/markup-compatibility/2006" xmlns:mo="http://schemas.microsoft.com/office/mac/office/2008/main" xmlns:mv="urn:schemas-microsoft-com:mac:vml" xmlns:o="urn:schemas-microsoft-com:office:office" xmlns:r="http://schemas.openxmlformats.org/officeDocument/2006/relationships" xmlns:v="urn:schemas-microsoft-com:vml" xmlns:w10="urn:schemas-microsoft-com:office:word" xmlns:w14="http://schemas.microsoft.com/office/word/2010/wordml" xmlns:w="http://schemas.openxmlformats.org/wordprocessingml/2006/main" xmlns:wne="http://schemas.microsoft.com/office/word/2006/wordml" xmlns:wp14="http://schemas.microsoft.com/office/word/2010/wordprocessingDrawing" xmlns:wp="http://schemas.openxmlformats.org/drawingml/2006/wordprocessingDrawing" xmlns:wpc="http://schemas.microsoft.com/office/word/2010/wordprocessingCanvas" xmlns:wpg="http://schemas.microsoft.com/office/word/2010/wordprocessingGroup" xmlns:wpi="http://schemas.microsoft.com/office/word/2010/wordprocessingInk" xmlns:wps="http://schemas.microsoft.com/office/word/2010/wordprocessingShape" mc:Ignorable="w14 wp14">
+  <w:p>
+    <w:pPr>
+      <w:pStyle w:val="Footer"/>
+    </w:pPr>
+  </w:p>
+</w:ftr>
+</file>
+
+<file path=word/header1.xml><?xml version="1.0" encoding="utf-8"?>
+<w:hdr xmlns:m="http://schemas.openxmlformats.org/officeDocument/2006/math" xmlns:mc="http://schemas.openxmlformats.org/markup-compatibility/2006" xmlns:mo="http://schemas.microsoft.com/office/mac/office/2008/main" xmlns:mv="urn:schemas-microsoft-com:mac:vml" xmlns:o="urn:schemas-microsoft-com:office:office" xmlns:r="http://schemas.openxmlformats.org/officeDocument/2006/relationships" xmlns:v="urn:schemas-microsoft-com:vml" xmlns:w10="urn:schemas-microsoft-com:office:word" xmlns:w14="http://schemas.microsoft.com/office/word/2010/wordml" xmlns:w="http://schemas.openxmlformats.org/wordprocessingml/2006/main" xmlns:wne="http://schemas.microsoft.com/office/word/2006/wordml" xmlns:wp14="http://schemas.microsoft.com/office/word/2010/wordprocessingDrawing" xmlns:wp="http://schemas.openxmlformats.org/drawingml/2006/wordprocessingDrawing" xmlns:wpc="http://schemas.microsoft.com/office/word/2010/wordprocessingCanvas" xmlns:wpg="http://schemas.microsoft.com/office/word/2010/wordprocessingGroup" xmlns:wpi="http://schemas.microsoft.com/office/word/2010/wordprocessingInk" xmlns:wps="http://schemas.microsoft.com/office/word/2010/wordprocessingShape" mc:Ignorable="w14 wp14">
+  <w:p>
+    <w:pPr>
+      <w:pStyle w:val="Header"/>
+    </w:pPr>
+  </w:p>
+</w:hdr>
 </file>
 
 <file path=word/numbering.xml><?xml version="1.0" encoding="utf-8"?>
@@ -922,9 +944,9 @@
     <w:qFormat/>
     <w:rsid w:val="00FC693F"/>
     <w:rPr>
-      <w:rFonts w:ascii="Arial" w:hAnsi="Arial" w:eastAsia="Arial"/>
+      <w:rFonts w:ascii="Times New Roman" w:hAnsi="Times New Roman" w:eastAsia="Times New Roman" w:cs="Times New Roman"/>
       <w:color w:val="000000"/>
-      <w:sz w:val="22"/>
+      <w:sz w:val="24"/>
     </w:rPr>
   </w:style>
   <w:style w:type="paragraph" w:styleId="Header">
@@ -941,6 +963,11 @@
       </w:tabs>
       <w:spacing w:after="0" w:line="240" w:lineRule="auto"/>
     </w:pPr>
+    <w:rPr>
+      <w:rFonts w:ascii="Times New Roman" w:hAnsi="Times New Roman" w:eastAsia="Times New Roman" w:cs="Times New Roman"/>
+      <w:color w:val="000000"/>
+      <w:sz w:val="24"/>
+    </w:rPr>
   </w:style>
   <w:style w:type="character" w:customStyle="1" w:styleId="HeaderChar">
     <w:name w:val="Header Char"/>
@@ -948,6 +975,11 @@
     <w:link w:val="Header"/>
     <w:uiPriority w:val="99"/>
     <w:rsid w:val="00E618BF"/>
+    <w:rPr>
+      <w:rFonts w:ascii="Times New Roman" w:hAnsi="Times New Roman" w:eastAsia="Times New Roman" w:cs="Times New Roman"/>
+      <w:color w:val="000000"/>
+      <w:sz w:val="24"/>
+    </w:rPr>
   </w:style>
   <w:style w:type="paragraph" w:styleId="Footer">
     <w:name w:val="footer"/>
@@ -963,6 +995,11 @@
       </w:tabs>
       <w:spacing w:after="0" w:line="240" w:lineRule="auto"/>
     </w:pPr>
+    <w:rPr>
+      <w:rFonts w:ascii="Times New Roman" w:hAnsi="Times New Roman" w:eastAsia="Times New Roman" w:cs="Times New Roman"/>
+      <w:color w:val="000000"/>
+      <w:sz w:val="24"/>
+    </w:rPr>
   </w:style>
   <w:style w:type="character" w:customStyle="1" w:styleId="FooterChar">
     <w:name w:val="Footer Char"/>
@@ -970,6 +1007,11 @@
     <w:link w:val="Footer"/>
     <w:uiPriority w:val="99"/>
     <w:rsid w:val="00E618BF"/>
+    <w:rPr>
+      <w:rFonts w:ascii="Times New Roman" w:hAnsi="Times New Roman" w:eastAsia="Times New Roman" w:cs="Times New Roman"/>
+      <w:color w:val="000000"/>
+      <w:sz w:val="24"/>
+    </w:rPr>
   </w:style>
   <w:style w:type="paragraph" w:styleId="Heading1">
     <w:name w:val="heading 1"/>
@@ -986,11 +1028,11 @@
       <w:outlineLvl w:val="0"/>
     </w:pPr>
     <w:rPr>
-      <w:rFonts w:asciiTheme="majorHAnsi" w:eastAsiaTheme="majorEastAsia" w:hAnsiTheme="majorHAnsi" w:cstheme="majorBidi" w:ascii="Arial" w:hAnsi="Arial" w:eastAsia="Arial"/>
+      <w:rFonts w:asciiTheme="majorHAnsi" w:eastAsiaTheme="majorEastAsia" w:hAnsiTheme="majorHAnsi" w:cstheme="majorBidi" w:ascii="Times New Roman" w:hAnsi="Times New Roman" w:eastAsia="Times New Roman" w:cs="Times New Roman"/>
       <w:b w:val="0"/>
       <w:bCs/>
       <w:color w:val="000000"/>
-      <w:sz w:val="36"/>
+      <w:sz w:val="24"/>
       <w:szCs w:val="28"/>
     </w:rPr>
   </w:style>
@@ -1010,11 +1052,11 @@
       <w:outlineLvl w:val="1"/>
     </w:pPr>
     <w:rPr>
-      <w:rFonts w:asciiTheme="majorHAnsi" w:eastAsiaTheme="majorEastAsia" w:hAnsiTheme="majorHAnsi" w:cstheme="majorBidi" w:ascii="Arial" w:hAnsi="Arial" w:eastAsia="Arial"/>
+      <w:rFonts w:asciiTheme="majorHAnsi" w:eastAsiaTheme="majorEastAsia" w:hAnsiTheme="majorHAnsi" w:cstheme="majorBidi" w:ascii="Times New Roman" w:hAnsi="Times New Roman" w:eastAsia="Times New Roman" w:cs="Times New Roman"/>
       <w:b w:val="0"/>
       <w:bCs/>
       <w:color w:val="000000"/>
-      <w:sz w:val="28"/>
+      <w:sz w:val="24"/>
       <w:szCs w:val="26"/>
     </w:rPr>
   </w:style>
@@ -1034,7 +1076,7 @@
       <w:outlineLvl w:val="2"/>
     </w:pPr>
     <w:rPr>
-      <w:rFonts w:asciiTheme="majorHAnsi" w:eastAsiaTheme="majorEastAsia" w:hAnsiTheme="majorHAnsi" w:cstheme="majorBidi" w:ascii="Arial" w:hAnsi="Arial" w:eastAsia="Arial"/>
+      <w:rFonts w:asciiTheme="majorHAnsi" w:eastAsiaTheme="majorEastAsia" w:hAnsiTheme="majorHAnsi" w:cstheme="majorBidi" w:ascii="Times New Roman" w:hAnsi="Times New Roman" w:eastAsia="Times New Roman" w:cs="Times New Roman"/>
       <w:b w:val="0"/>
       <w:bCs/>
       <w:color w:val="000000"/>
@@ -1058,12 +1100,13 @@
       <w:outlineLvl w:val="3"/>
     </w:pPr>
     <w:rPr>
-      <w:rFonts w:asciiTheme="majorHAnsi" w:eastAsiaTheme="majorEastAsia" w:hAnsiTheme="majorHAnsi" w:cstheme="majorBidi"/>
+      <w:rFonts w:asciiTheme="majorHAnsi" w:eastAsiaTheme="majorEastAsia" w:hAnsiTheme="majorHAnsi" w:cstheme="majorBidi" w:ascii="Times New Roman" w:hAnsi="Times New Roman" w:eastAsia="Times New Roman" w:cs="Times New Roman"/>
       <w:b/>
       <w:bCs/>
       <w:i/>
       <w:iCs/>
-      <w:color w:val="4F81BD" w:themeColor="accent1"/>
+      <w:color w:val="000000"/>
+      <w:sz w:val="24"/>
     </w:rPr>
   </w:style>
   <w:style w:type="paragraph" w:styleId="Heading5">
@@ -1083,8 +1126,9 @@
       <w:outlineLvl w:val="4"/>
     </w:pPr>
     <w:rPr>
-      <w:rFonts w:asciiTheme="majorHAnsi" w:eastAsiaTheme="majorEastAsia" w:hAnsiTheme="majorHAnsi" w:cstheme="majorBidi"/>
-      <w:color w:val="243F60" w:themeColor="accent1" w:themeShade="7F"/>
+      <w:rFonts w:asciiTheme="majorHAnsi" w:eastAsiaTheme="majorEastAsia" w:hAnsiTheme="majorHAnsi" w:cstheme="majorBidi" w:ascii="Times New Roman" w:hAnsi="Times New Roman" w:eastAsia="Times New Roman" w:cs="Times New Roman"/>
+      <w:color w:val="000000"/>
+      <w:sz w:val="24"/>
     </w:rPr>
   </w:style>
   <w:style w:type="paragraph" w:styleId="Heading6">
@@ -1104,10 +1148,11 @@
       <w:outlineLvl w:val="5"/>
     </w:pPr>
     <w:rPr>
-      <w:rFonts w:asciiTheme="majorHAnsi" w:eastAsiaTheme="majorEastAsia" w:hAnsiTheme="majorHAnsi" w:cstheme="majorBidi"/>
+      <w:rFonts w:asciiTheme="majorHAnsi" w:eastAsiaTheme="majorEastAsia" w:hAnsiTheme="majorHAnsi" w:cstheme="majorBidi" w:ascii="Times New Roman" w:hAnsi="Times New Roman" w:eastAsia="Times New Roman" w:cs="Times New Roman"/>
       <w:i/>
       <w:iCs/>
-      <w:color w:val="243F60" w:themeColor="accent1" w:themeShade="7F"/>
+      <w:color w:val="000000"/>
+      <w:sz w:val="24"/>
     </w:rPr>
   </w:style>
   <w:style w:type="paragraph" w:styleId="Heading7">
@@ -1127,10 +1172,11 @@
       <w:outlineLvl w:val="6"/>
     </w:pPr>
     <w:rPr>
-      <w:rFonts w:asciiTheme="majorHAnsi" w:eastAsiaTheme="majorEastAsia" w:hAnsiTheme="majorHAnsi" w:cstheme="majorBidi"/>
+      <w:rFonts w:asciiTheme="majorHAnsi" w:eastAsiaTheme="majorEastAsia" w:hAnsiTheme="majorHAnsi" w:cstheme="majorBidi" w:ascii="Times New Roman" w:hAnsi="Times New Roman" w:eastAsia="Times New Roman" w:cs="Times New Roman"/>
       <w:i/>
       <w:iCs/>
-      <w:color w:val="404040" w:themeColor="text1" w:themeTint="BF"/>
+      <w:color w:val="000000"/>
+      <w:sz w:val="24"/>
     </w:rPr>
   </w:style>
   <w:style w:type="paragraph" w:styleId="Heading8">
@@ -1150,9 +1196,9 @@
       <w:outlineLvl w:val="7"/>
     </w:pPr>
     <w:rPr>
-      <w:rFonts w:asciiTheme="majorHAnsi" w:eastAsiaTheme="majorEastAsia" w:hAnsiTheme="majorHAnsi" w:cstheme="majorBidi"/>
-      <w:color w:val="4F81BD" w:themeColor="accent1"/>
-      <w:sz w:val="20"/>
+      <w:rFonts w:asciiTheme="majorHAnsi" w:eastAsiaTheme="majorEastAsia" w:hAnsiTheme="majorHAnsi" w:cstheme="majorBidi" w:ascii="Times New Roman" w:hAnsi="Times New Roman" w:eastAsia="Times New Roman" w:cs="Times New Roman"/>
+      <w:color w:val="000000"/>
+      <w:sz w:val="24"/>
       <w:szCs w:val="20"/>
     </w:rPr>
   </w:style>
@@ -1173,11 +1219,11 @@
       <w:outlineLvl w:val="8"/>
     </w:pPr>
     <w:rPr>
-      <w:rFonts w:asciiTheme="majorHAnsi" w:eastAsiaTheme="majorEastAsia" w:hAnsiTheme="majorHAnsi" w:cstheme="majorBidi"/>
+      <w:rFonts w:asciiTheme="majorHAnsi" w:eastAsiaTheme="majorEastAsia" w:hAnsiTheme="majorHAnsi" w:cstheme="majorBidi" w:ascii="Times New Roman" w:hAnsi="Times New Roman" w:eastAsia="Times New Roman" w:cs="Times New Roman"/>
       <w:i/>
       <w:iCs/>
-      <w:color w:val="404040" w:themeColor="text1" w:themeTint="BF"/>
-      <w:sz w:val="20"/>
+      <w:color w:val="000000"/>
+      <w:sz w:val="24"/>
       <w:szCs w:val="20"/>
     </w:rPr>
   </w:style>
@@ -1186,6 +1232,11 @@
     <w:uiPriority w:val="1"/>
     <w:semiHidden/>
     <w:unhideWhenUsed/>
+    <w:rPr>
+      <w:rFonts w:ascii="Times New Roman" w:hAnsi="Times New Roman" w:eastAsia="Times New Roman" w:cs="Times New Roman"/>
+      <w:color w:val="000000"/>
+      <w:sz w:val="24"/>
+    </w:rPr>
   </w:style>
   <w:style w:type="table" w:default="1" w:styleId="TableNormal">
     <w:name w:val="Normal Table"/>
@@ -1216,6 +1267,11 @@
     <w:pPr>
       <w:spacing w:after="0" w:line="240" w:lineRule="auto"/>
     </w:pPr>
+    <w:rPr>
+      <w:rFonts w:ascii="Times New Roman" w:hAnsi="Times New Roman" w:eastAsia="Times New Roman" w:cs="Times New Roman"/>
+      <w:color w:val="000000"/>
+      <w:sz w:val="24"/>
+    </w:rPr>
   </w:style>
   <w:style w:type="character" w:customStyle="1" w:styleId="Heading1Char">
     <w:name w:val="Heading 1 Char"/>
@@ -1224,11 +1280,11 @@
     <w:uiPriority w:val="9"/>
     <w:rsid w:val="00FC693F"/>
     <w:rPr>
-      <w:rFonts w:asciiTheme="majorHAnsi" w:eastAsiaTheme="majorEastAsia" w:hAnsiTheme="majorHAnsi" w:cstheme="majorBidi"/>
+      <w:rFonts w:asciiTheme="majorHAnsi" w:eastAsiaTheme="majorEastAsia" w:hAnsiTheme="majorHAnsi" w:cstheme="majorBidi" w:ascii="Times New Roman" w:hAnsi="Times New Roman" w:eastAsia="Times New Roman" w:cs="Times New Roman"/>
       <w:b/>
       <w:bCs/>
-      <w:color w:val="365F91" w:themeColor="accent1" w:themeShade="BF"/>
-      <w:sz w:val="28"/>
+      <w:color w:val="000000"/>
+      <w:sz w:val="24"/>
       <w:szCs w:val="28"/>
     </w:rPr>
   </w:style>
@@ -1239,11 +1295,11 @@
     <w:uiPriority w:val="9"/>
     <w:rsid w:val="00FC693F"/>
     <w:rPr>
-      <w:rFonts w:asciiTheme="majorHAnsi" w:eastAsiaTheme="majorEastAsia" w:hAnsiTheme="majorHAnsi" w:cstheme="majorBidi"/>
+      <w:rFonts w:asciiTheme="majorHAnsi" w:eastAsiaTheme="majorEastAsia" w:hAnsiTheme="majorHAnsi" w:cstheme="majorBidi" w:ascii="Times New Roman" w:hAnsi="Times New Roman" w:eastAsia="Times New Roman" w:cs="Times New Roman"/>
       <w:b/>
       <w:bCs/>
-      <w:color w:val="4F81BD" w:themeColor="accent1"/>
-      <w:sz w:val="26"/>
+      <w:color w:val="000000"/>
+      <w:sz w:val="24"/>
       <w:szCs w:val="26"/>
     </w:rPr>
   </w:style>
@@ -1254,10 +1310,11 @@
     <w:uiPriority w:val="9"/>
     <w:rsid w:val="00FC693F"/>
     <w:rPr>
-      <w:rFonts w:asciiTheme="majorHAnsi" w:eastAsiaTheme="majorEastAsia" w:hAnsiTheme="majorHAnsi" w:cstheme="majorBidi"/>
+      <w:rFonts w:asciiTheme="majorHAnsi" w:eastAsiaTheme="majorEastAsia" w:hAnsiTheme="majorHAnsi" w:cstheme="majorBidi" w:ascii="Times New Roman" w:hAnsi="Times New Roman" w:eastAsia="Times New Roman" w:cs="Times New Roman"/>
       <w:b/>
       <w:bCs/>
-      <w:color w:val="4F81BD" w:themeColor="accent1"/>
+      <w:color w:val="000000"/>
+      <w:sz w:val="24"/>
     </w:rPr>
   </w:style>
   <w:style w:type="paragraph" w:styleId="Title">
@@ -1276,11 +1333,11 @@
       <w:contextualSpacing/>
     </w:pPr>
     <w:rPr>
-      <w:rFonts w:asciiTheme="majorHAnsi" w:eastAsiaTheme="majorEastAsia" w:hAnsiTheme="majorHAnsi" w:cstheme="majorBidi"/>
-      <w:color w:val="17365D" w:themeColor="text2" w:themeShade="BF"/>
+      <w:rFonts w:asciiTheme="majorHAnsi" w:eastAsiaTheme="majorEastAsia" w:hAnsiTheme="majorHAnsi" w:cstheme="majorBidi" w:ascii="Times New Roman" w:hAnsi="Times New Roman" w:eastAsia="Times New Roman" w:cs="Times New Roman"/>
+      <w:color w:val="000000"/>
       <w:spacing w:val="5"/>
       <w:kern w:val="28"/>
-      <w:sz w:val="52"/>
+      <w:sz w:val="24"/>
       <w:szCs w:val="52"/>
     </w:rPr>
   </w:style>
@@ -1291,11 +1348,11 @@
     <w:uiPriority w:val="10"/>
     <w:rsid w:val="00FC693F"/>
     <w:rPr>
-      <w:rFonts w:asciiTheme="majorHAnsi" w:eastAsiaTheme="majorEastAsia" w:hAnsiTheme="majorHAnsi" w:cstheme="majorBidi"/>
-      <w:color w:val="17365D" w:themeColor="text2" w:themeShade="BF"/>
+      <w:rFonts w:asciiTheme="majorHAnsi" w:eastAsiaTheme="majorEastAsia" w:hAnsiTheme="majorHAnsi" w:cstheme="majorBidi" w:ascii="Times New Roman" w:hAnsi="Times New Roman" w:eastAsia="Times New Roman" w:cs="Times New Roman"/>
+      <w:color w:val="000000"/>
       <w:spacing w:val="5"/>
       <w:kern w:val="28"/>
-      <w:sz w:val="52"/>
+      <w:sz w:val="24"/>
       <w:szCs w:val="52"/>
     </w:rPr>
   </w:style>
@@ -1313,10 +1370,10 @@
       </w:numPr>
     </w:pPr>
     <w:rPr>
-      <w:rFonts w:asciiTheme="majorHAnsi" w:eastAsiaTheme="majorEastAsia" w:hAnsiTheme="majorHAnsi" w:cstheme="majorBidi"/>
+      <w:rFonts w:asciiTheme="majorHAnsi" w:eastAsiaTheme="majorEastAsia" w:hAnsiTheme="majorHAnsi" w:cstheme="majorBidi" w:ascii="Times New Roman" w:hAnsi="Times New Roman" w:eastAsia="Times New Roman" w:cs="Times New Roman"/>
       <w:i/>
       <w:iCs/>
-      <w:color w:val="4F81BD" w:themeColor="accent1"/>
+      <w:color w:val="000000"/>
       <w:spacing w:val="15"/>
       <w:sz w:val="24"/>
       <w:szCs w:val="24"/>
@@ -1329,10 +1386,10 @@
     <w:uiPriority w:val="11"/>
     <w:rsid w:val="00FC693F"/>
     <w:rPr>
-      <w:rFonts w:asciiTheme="majorHAnsi" w:eastAsiaTheme="majorEastAsia" w:hAnsiTheme="majorHAnsi" w:cstheme="majorBidi"/>
+      <w:rFonts w:asciiTheme="majorHAnsi" w:eastAsiaTheme="majorEastAsia" w:hAnsiTheme="majorHAnsi" w:cstheme="majorBidi" w:ascii="Times New Roman" w:hAnsi="Times New Roman" w:eastAsia="Times New Roman" w:cs="Times New Roman"/>
       <w:i/>
       <w:iCs/>
-      <w:color w:val="4F81BD" w:themeColor="accent1"/>
+      <w:color w:val="000000"/>
       <w:spacing w:val="15"/>
       <w:sz w:val="24"/>
       <w:szCs w:val="24"/>
@@ -1348,6 +1405,11 @@
       <w:ind w:left="720"/>
       <w:contextualSpacing/>
     </w:pPr>
+    <w:rPr>
+      <w:rFonts w:ascii="Times New Roman" w:hAnsi="Times New Roman" w:eastAsia="Times New Roman" w:cs="Times New Roman"/>
+      <w:color w:val="000000"/>
+      <w:sz w:val="24"/>
+    </w:rPr>
   </w:style>
   <w:style w:type="paragraph" w:styleId="BodyText">
     <w:name w:val="Body Text"/>
@@ -1359,6 +1421,11 @@
     <w:pPr>
       <w:spacing w:after="120"/>
     </w:pPr>
+    <w:rPr>
+      <w:rFonts w:ascii="Times New Roman" w:hAnsi="Times New Roman" w:eastAsia="Times New Roman" w:cs="Times New Roman"/>
+      <w:color w:val="000000"/>
+      <w:sz w:val="24"/>
+    </w:rPr>
   </w:style>
   <w:style w:type="character" w:customStyle="1" w:styleId="BodyTextChar">
     <w:name w:val="Body Text Char"/>
@@ -1366,6 +1433,11 @@
     <w:link w:val="BodyText"/>
     <w:uiPriority w:val="99"/>
     <w:rsid w:val="00AA1D8D"/>
+    <w:rPr>
+      <w:rFonts w:ascii="Times New Roman" w:hAnsi="Times New Roman" w:eastAsia="Times New Roman" w:cs="Times New Roman"/>
+      <w:color w:val="000000"/>
+      <w:sz w:val="24"/>
+    </w:rPr>
   </w:style>
   <w:style w:type="paragraph" w:styleId="BodyText2">
     <w:name w:val="Body Text 2"/>
@@ -1377,6 +1449,11 @@
     <w:pPr>
       <w:spacing w:after="120" w:line="480" w:lineRule="auto"/>
     </w:pPr>
+    <w:rPr>
+      <w:rFonts w:ascii="Times New Roman" w:hAnsi="Times New Roman" w:eastAsia="Times New Roman" w:cs="Times New Roman"/>
+      <w:color w:val="000000"/>
+      <w:sz w:val="24"/>
+    </w:rPr>
   </w:style>
   <w:style w:type="character" w:customStyle="1" w:styleId="BodyText2Char">
     <w:name w:val="Body Text 2 Char"/>
@@ -1384,6 +1461,11 @@
     <w:link w:val="BodyText2"/>
     <w:uiPriority w:val="99"/>
     <w:rsid w:val="00AA1D8D"/>
+    <w:rPr>
+      <w:rFonts w:ascii="Times New Roman" w:hAnsi="Times New Roman" w:eastAsia="Times New Roman" w:cs="Times New Roman"/>
+      <w:color w:val="000000"/>
+      <w:sz w:val="24"/>
+    </w:rPr>
   </w:style>
   <w:style w:type="paragraph" w:styleId="BodyText3">
     <w:name w:val="Body Text 3"/>
@@ -1396,7 +1478,9 @@
       <w:spacing w:after="120"/>
     </w:pPr>
     <w:rPr>
-      <w:sz w:val="16"/>
+      <w:rFonts w:ascii="Times New Roman" w:hAnsi="Times New Roman" w:eastAsia="Times New Roman" w:cs="Times New Roman"/>
+      <w:color w:val="000000"/>
+      <w:sz w:val="24"/>
       <w:szCs w:val="16"/>
     </w:rPr>
   </w:style>
@@ -1407,7 +1491,9 @@
     <w:uiPriority w:val="99"/>
     <w:rsid w:val="00AA1D8D"/>
     <w:rPr>
-      <w:sz w:val="16"/>
+      <w:rFonts w:ascii="Times New Roman" w:hAnsi="Times New Roman" w:eastAsia="Times New Roman" w:cs="Times New Roman"/>
+      <w:color w:val="000000"/>
+      <w:sz w:val="24"/>
       <w:szCs w:val="16"/>
     </w:rPr>
   </w:style>
@@ -1421,6 +1507,11 @@
       <w:ind w:left="360" w:hanging="360"/>
       <w:contextualSpacing/>
     </w:pPr>
+    <w:rPr>
+      <w:rFonts w:ascii="Times New Roman" w:hAnsi="Times New Roman" w:eastAsia="Times New Roman" w:cs="Times New Roman"/>
+      <w:color w:val="000000"/>
+      <w:sz w:val="24"/>
+    </w:rPr>
   </w:style>
   <w:style w:type="paragraph" w:styleId="List2">
     <w:name w:val="List 2"/>
@@ -1432,6 +1523,11 @@
       <w:ind w:left="720" w:hanging="360"/>
       <w:contextualSpacing/>
     </w:pPr>
+    <w:rPr>
+      <w:rFonts w:ascii="Times New Roman" w:hAnsi="Times New Roman" w:eastAsia="Times New Roman" w:cs="Times New Roman"/>
+      <w:color w:val="000000"/>
+      <w:sz w:val="24"/>
+    </w:rPr>
   </w:style>
   <w:style w:type="paragraph" w:styleId="List3">
     <w:name w:val="List 3"/>
@@ -1443,6 +1539,11 @@
       <w:ind w:left="1080" w:hanging="360"/>
       <w:contextualSpacing/>
     </w:pPr>
+    <w:rPr>
+      <w:rFonts w:ascii="Times New Roman" w:hAnsi="Times New Roman" w:eastAsia="Times New Roman" w:cs="Times New Roman"/>
+      <w:color w:val="000000"/>
+      <w:sz w:val="24"/>
+    </w:rPr>
   </w:style>
   <w:style w:type="paragraph" w:styleId="ListBullet">
     <w:name w:val="List Bullet"/>
@@ -1456,6 +1557,11 @@
       </w:numPr>
       <w:contextualSpacing/>
     </w:pPr>
+    <w:rPr>
+      <w:rFonts w:ascii="Times New Roman" w:hAnsi="Times New Roman" w:eastAsia="Times New Roman" w:cs="Times New Roman"/>
+      <w:color w:val="000000"/>
+      <w:sz w:val="24"/>
+    </w:rPr>
   </w:style>
   <w:style w:type="paragraph" w:styleId="ListBullet2">
     <w:name w:val="List Bullet 2"/>
@@ -1469,6 +1575,11 @@
       </w:numPr>
       <w:contextualSpacing/>
     </w:pPr>
+    <w:rPr>
+      <w:rFonts w:ascii="Times New Roman" w:hAnsi="Times New Roman" w:eastAsia="Times New Roman" w:cs="Times New Roman"/>
+      <w:color w:val="000000"/>
+      <w:sz w:val="24"/>
+    </w:rPr>
   </w:style>
   <w:style w:type="paragraph" w:styleId="ListBullet3">
     <w:name w:val="List Bullet 3"/>
@@ -1482,6 +1593,11 @@
       </w:numPr>
       <w:contextualSpacing/>
     </w:pPr>
+    <w:rPr>
+      <w:rFonts w:ascii="Times New Roman" w:hAnsi="Times New Roman" w:eastAsia="Times New Roman" w:cs="Times New Roman"/>
+      <w:color w:val="000000"/>
+      <w:sz w:val="24"/>
+    </w:rPr>
   </w:style>
   <w:style w:type="paragraph" w:styleId="ListNumber">
     <w:name w:val="List Number"/>
@@ -1495,6 +1611,11 @@
       </w:numPr>
       <w:contextualSpacing/>
     </w:pPr>
+    <w:rPr>
+      <w:rFonts w:ascii="Times New Roman" w:hAnsi="Times New Roman" w:eastAsia="Times New Roman" w:cs="Times New Roman"/>
+      <w:color w:val="000000"/>
+      <w:sz w:val="24"/>
+    </w:rPr>
   </w:style>
   <w:style w:type="paragraph" w:styleId="ListNumber2">
     <w:name w:val="List Number 2"/>
@@ -1508,6 +1629,11 @@
       </w:numPr>
       <w:contextualSpacing/>
     </w:pPr>
+    <w:rPr>
+      <w:rFonts w:ascii="Times New Roman" w:hAnsi="Times New Roman" w:eastAsia="Times New Roman" w:cs="Times New Roman"/>
+      <w:color w:val="000000"/>
+      <w:sz w:val="24"/>
+    </w:rPr>
   </w:style>
   <w:style w:type="paragraph" w:styleId="ListNumber3">
     <w:name w:val="List Number 3"/>
@@ -1521,6 +1647,11 @@
       </w:numPr>
       <w:contextualSpacing/>
     </w:pPr>
+    <w:rPr>
+      <w:rFonts w:ascii="Times New Roman" w:hAnsi="Times New Roman" w:eastAsia="Times New Roman" w:cs="Times New Roman"/>
+      <w:color w:val="000000"/>
+      <w:sz w:val="24"/>
+    </w:rPr>
   </w:style>
   <w:style w:type="paragraph" w:styleId="ListContinue">
     <w:name w:val="List Continue"/>
@@ -1533,6 +1664,11 @@
       <w:ind w:left="360"/>
       <w:contextualSpacing/>
     </w:pPr>
+    <w:rPr>
+      <w:rFonts w:ascii="Times New Roman" w:hAnsi="Times New Roman" w:eastAsia="Times New Roman" w:cs="Times New Roman"/>
+      <w:color w:val="000000"/>
+      <w:sz w:val="24"/>
+    </w:rPr>
   </w:style>
   <w:style w:type="paragraph" w:styleId="ListContinue2">
     <w:name w:val="List Continue 2"/>
@@ -1545,6 +1681,11 @@
       <w:ind w:left="720"/>
       <w:contextualSpacing/>
     </w:pPr>
+    <w:rPr>
+      <w:rFonts w:ascii="Times New Roman" w:hAnsi="Times New Roman" w:eastAsia="Times New Roman" w:cs="Times New Roman"/>
+      <w:color w:val="000000"/>
+      <w:sz w:val="24"/>
+    </w:rPr>
   </w:style>
   <w:style w:type="paragraph" w:styleId="ListContinue3">
     <w:name w:val="List Continue 3"/>
@@ -1557,6 +1698,11 @@
       <w:ind w:left="1080"/>
       <w:contextualSpacing/>
     </w:pPr>
+    <w:rPr>
+      <w:rFonts w:ascii="Times New Roman" w:hAnsi="Times New Roman" w:eastAsia="Times New Roman" w:cs="Times New Roman"/>
+      <w:color w:val="000000"/>
+      <w:sz w:val="24"/>
+    </w:rPr>
   </w:style>
   <w:style w:type="paragraph" w:styleId="MacroText">
     <w:name w:val="macro"/>
@@ -1576,8 +1722,9 @@
       </w:tabs>
     </w:pPr>
     <w:rPr>
-      <w:rFonts w:ascii="Courier" w:hAnsi="Courier"/>
-      <w:sz w:val="20"/>
+      <w:rFonts w:ascii="Times New Roman" w:hAnsi="Times New Roman" w:eastAsia="Times New Roman" w:cs="Times New Roman"/>
+      <w:color w:val="000000"/>
+      <w:sz w:val="24"/>
       <w:szCs w:val="20"/>
     </w:rPr>
   </w:style>
@@ -1588,8 +1735,9 @@
     <w:uiPriority w:val="99"/>
     <w:rsid w:val="0029639D"/>
     <w:rPr>
-      <w:rFonts w:ascii="Courier" w:hAnsi="Courier"/>
-      <w:sz w:val="20"/>
+      <w:rFonts w:ascii="Times New Roman" w:hAnsi="Times New Roman" w:eastAsia="Times New Roman" w:cs="Times New Roman"/>
+      <w:color w:val="000000"/>
+      <w:sz w:val="24"/>
       <w:szCs w:val="20"/>
     </w:rPr>
   </w:style>
@@ -1602,9 +1750,11 @@
     <w:qFormat/>
     <w:rsid w:val="00FC693F"/>
     <w:rPr>
+      <w:rFonts w:ascii="Times New Roman" w:hAnsi="Times New Roman" w:eastAsia="Times New Roman" w:cs="Times New Roman"/>
       <w:i/>
       <w:iCs/>
-      <w:color w:val="000000" w:themeColor="text1"/>
+      <w:color w:val="000000"/>
+      <w:sz w:val="24"/>
     </w:rPr>
   </w:style>
   <w:style w:type="character" w:customStyle="1" w:styleId="QuoteChar">
@@ -1614,9 +1764,11 @@
     <w:uiPriority w:val="29"/>
     <w:rsid w:val="00FC693F"/>
     <w:rPr>
+      <w:rFonts w:ascii="Times New Roman" w:hAnsi="Times New Roman" w:eastAsia="Times New Roman" w:cs="Times New Roman"/>
       <w:i/>
       <w:iCs/>
-      <w:color w:val="000000" w:themeColor="text1"/>
+      <w:color w:val="000000"/>
+      <w:sz w:val="24"/>
     </w:rPr>
   </w:style>
   <w:style w:type="character" w:customStyle="1" w:styleId="Heading4Char">
@@ -1627,12 +1779,13 @@
     <w:semiHidden/>
     <w:rsid w:val="00FC693F"/>
     <w:rPr>
-      <w:rFonts w:asciiTheme="majorHAnsi" w:eastAsiaTheme="majorEastAsia" w:hAnsiTheme="majorHAnsi" w:cstheme="majorBidi"/>
+      <w:rFonts w:asciiTheme="majorHAnsi" w:eastAsiaTheme="majorEastAsia" w:hAnsiTheme="majorHAnsi" w:cstheme="majorBidi" w:ascii="Times New Roman" w:hAnsi="Times New Roman" w:eastAsia="Times New Roman" w:cs="Times New Roman"/>
       <w:b/>
       <w:bCs/>
       <w:i/>
       <w:iCs/>
-      <w:color w:val="4F81BD" w:themeColor="accent1"/>
+      <w:color w:val="000000"/>
+      <w:sz w:val="24"/>
     </w:rPr>
   </w:style>
   <w:style w:type="character" w:customStyle="1" w:styleId="Heading5Char">
@@ -1643,8 +1796,9 @@
     <w:semiHidden/>
     <w:rsid w:val="00FC693F"/>
     <w:rPr>
-      <w:rFonts w:asciiTheme="majorHAnsi" w:eastAsiaTheme="majorEastAsia" w:hAnsiTheme="majorHAnsi" w:cstheme="majorBidi"/>
-      <w:color w:val="243F60" w:themeColor="accent1" w:themeShade="7F"/>
+      <w:rFonts w:asciiTheme="majorHAnsi" w:eastAsiaTheme="majorEastAsia" w:hAnsiTheme="majorHAnsi" w:cstheme="majorBidi" w:ascii="Times New Roman" w:hAnsi="Times New Roman" w:eastAsia="Times New Roman" w:cs="Times New Roman"/>
+      <w:color w:val="000000"/>
+      <w:sz w:val="24"/>
     </w:rPr>
   </w:style>
   <w:style w:type="character" w:customStyle="1" w:styleId="Heading6Char">
@@ -1655,10 +1809,11 @@
     <w:semiHidden/>
     <w:rsid w:val="00FC693F"/>
     <w:rPr>
-      <w:rFonts w:asciiTheme="majorHAnsi" w:eastAsiaTheme="majorEastAsia" w:hAnsiTheme="majorHAnsi" w:cstheme="majorBidi"/>
+      <w:rFonts w:asciiTheme="majorHAnsi" w:eastAsiaTheme="majorEastAsia" w:hAnsiTheme="majorHAnsi" w:cstheme="majorBidi" w:ascii="Times New Roman" w:hAnsi="Times New Roman" w:eastAsia="Times New Roman" w:cs="Times New Roman"/>
       <w:i/>
       <w:iCs/>
-      <w:color w:val="243F60" w:themeColor="accent1" w:themeShade="7F"/>
+      <w:color w:val="000000"/>
+      <w:sz w:val="24"/>
     </w:rPr>
   </w:style>
   <w:style w:type="character" w:customStyle="1" w:styleId="Heading7Char">
@@ -1669,10 +1824,11 @@
     <w:semiHidden/>
     <w:rsid w:val="00FC693F"/>
     <w:rPr>
-      <w:rFonts w:asciiTheme="majorHAnsi" w:eastAsiaTheme="majorEastAsia" w:hAnsiTheme="majorHAnsi" w:cstheme="majorBidi"/>
+      <w:rFonts w:asciiTheme="majorHAnsi" w:eastAsiaTheme="majorEastAsia" w:hAnsiTheme="majorHAnsi" w:cstheme="majorBidi" w:ascii="Times New Roman" w:hAnsi="Times New Roman" w:eastAsia="Times New Roman" w:cs="Times New Roman"/>
       <w:i/>
       <w:iCs/>
-      <w:color w:val="404040" w:themeColor="text1" w:themeTint="BF"/>
+      <w:color w:val="000000"/>
+      <w:sz w:val="24"/>
     </w:rPr>
   </w:style>
   <w:style w:type="character" w:customStyle="1" w:styleId="Heading8Char">
@@ -1683,9 +1839,9 @@
     <w:semiHidden/>
     <w:rsid w:val="00FC693F"/>
     <w:rPr>
-      <w:rFonts w:asciiTheme="majorHAnsi" w:eastAsiaTheme="majorEastAsia" w:hAnsiTheme="majorHAnsi" w:cstheme="majorBidi"/>
-      <w:color w:val="4F81BD" w:themeColor="accent1"/>
-      <w:sz w:val="20"/>
+      <w:rFonts w:asciiTheme="majorHAnsi" w:eastAsiaTheme="majorEastAsia" w:hAnsiTheme="majorHAnsi" w:cstheme="majorBidi" w:ascii="Times New Roman" w:hAnsi="Times New Roman" w:eastAsia="Times New Roman" w:cs="Times New Roman"/>
+      <w:color w:val="000000"/>
+      <w:sz w:val="24"/>
       <w:szCs w:val="20"/>
     </w:rPr>
   </w:style>
@@ -1697,11 +1853,11 @@
     <w:semiHidden/>
     <w:rsid w:val="00FC693F"/>
     <w:rPr>
-      <w:rFonts w:asciiTheme="majorHAnsi" w:eastAsiaTheme="majorEastAsia" w:hAnsiTheme="majorHAnsi" w:cstheme="majorBidi"/>
+      <w:rFonts w:asciiTheme="majorHAnsi" w:eastAsiaTheme="majorEastAsia" w:hAnsiTheme="majorHAnsi" w:cstheme="majorBidi" w:ascii="Times New Roman" w:hAnsi="Times New Roman" w:eastAsia="Times New Roman" w:cs="Times New Roman"/>
       <w:i/>
       <w:iCs/>
-      <w:color w:val="404040" w:themeColor="text1" w:themeTint="BF"/>
-      <w:sz w:val="20"/>
+      <w:color w:val="000000"/>
+      <w:sz w:val="24"/>
       <w:szCs w:val="20"/>
     </w:rPr>
   </w:style>
@@ -1718,10 +1874,11 @@
       <w:spacing w:line="240" w:lineRule="auto"/>
     </w:pPr>
     <w:rPr>
+      <w:rFonts w:ascii="Times New Roman" w:hAnsi="Times New Roman" w:eastAsia="Times New Roman" w:cs="Times New Roman"/>
       <w:b/>
       <w:bCs/>
-      <w:color w:val="4F81BD" w:themeColor="accent1"/>
-      <w:sz w:val="18"/>
+      <w:color w:val="000000"/>
+      <w:sz w:val="24"/>
       <w:szCs w:val="18"/>
     </w:rPr>
   </w:style>
@@ -1732,8 +1889,11 @@
     <w:qFormat/>
     <w:rsid w:val="00FC693F"/>
     <w:rPr>
+      <w:rFonts w:ascii="Times New Roman" w:hAnsi="Times New Roman" w:eastAsia="Times New Roman" w:cs="Times New Roman"/>
       <w:b/>
       <w:bCs/>
+      <w:color w:val="000000"/>
+      <w:sz w:val="24"/>
     </w:rPr>
   </w:style>
   <w:style w:type="character" w:styleId="Emphasis">
@@ -1743,8 +1903,11 @@
     <w:qFormat/>
     <w:rsid w:val="00FC693F"/>
     <w:rPr>
+      <w:rFonts w:ascii="Times New Roman" w:hAnsi="Times New Roman" w:eastAsia="Times New Roman" w:cs="Times New Roman"/>
       <w:i/>
       <w:iCs/>
+      <w:color w:val="000000"/>
+      <w:sz w:val="24"/>
     </w:rPr>
   </w:style>
   <w:style w:type="paragraph" w:styleId="IntenseQuote">
@@ -1763,11 +1926,13 @@
       <w:ind w:left="936" w:right="936"/>
     </w:pPr>
     <w:rPr>
+      <w:rFonts w:ascii="Times New Roman" w:hAnsi="Times New Roman" w:eastAsia="Times New Roman" w:cs="Times New Roman"/>
       <w:b/>
       <w:bCs/>
       <w:i/>
       <w:iCs/>
-      <w:color w:val="4F81BD" w:themeColor="accent1"/>
+      <w:color w:val="000000"/>
+      <w:sz w:val="24"/>
     </w:rPr>
   </w:style>
   <w:style w:type="character" w:customStyle="1" w:styleId="IntenseQuoteChar">
@@ -1777,11 +1942,13 @@
     <w:uiPriority w:val="30"/>
     <w:rsid w:val="00FC693F"/>
     <w:rPr>
+      <w:rFonts w:ascii="Times New Roman" w:hAnsi="Times New Roman" w:eastAsia="Times New Roman" w:cs="Times New Roman"/>
       <w:b/>
       <w:bCs/>
       <w:i/>
       <w:iCs/>
-      <w:color w:val="4F81BD" w:themeColor="accent1"/>
+      <w:color w:val="000000"/>
+      <w:sz w:val="24"/>
     </w:rPr>
   </w:style>
   <w:style w:type="character" w:styleId="SubtleEmphasis">
@@ -1791,9 +1958,11 @@
     <w:qFormat/>
     <w:rsid w:val="00FC693F"/>
     <w:rPr>
+      <w:rFonts w:ascii="Times New Roman" w:hAnsi="Times New Roman" w:eastAsia="Times New Roman" w:cs="Times New Roman"/>
       <w:i/>
       <w:iCs/>
-      <w:color w:val="808080" w:themeColor="text1" w:themeTint="7F"/>
+      <w:color w:val="000000"/>
+      <w:sz w:val="24"/>
     </w:rPr>
   </w:style>
   <w:style w:type="character" w:styleId="IntenseEmphasis">
@@ -1803,11 +1972,13 @@
     <w:qFormat/>
     <w:rsid w:val="00FC693F"/>
     <w:rPr>
+      <w:rFonts w:ascii="Times New Roman" w:hAnsi="Times New Roman" w:eastAsia="Times New Roman" w:cs="Times New Roman"/>
       <w:b/>
       <w:bCs/>
       <w:i/>
       <w:iCs/>
-      <w:color w:val="4F81BD" w:themeColor="accent1"/>
+      <w:color w:val="000000"/>
+      <w:sz w:val="24"/>
     </w:rPr>
   </w:style>
   <w:style w:type="character" w:styleId="SubtleReference">
@@ -1817,8 +1988,10 @@
     <w:qFormat/>
     <w:rsid w:val="00FC693F"/>
     <w:rPr>
+      <w:rFonts w:ascii="Times New Roman" w:hAnsi="Times New Roman" w:eastAsia="Times New Roman" w:cs="Times New Roman"/>
       <w:smallCaps/>
-      <w:color w:val="C0504D" w:themeColor="accent2"/>
+      <w:color w:val="000000"/>
+      <w:sz w:val="24"/>
       <w:u w:val="single"/>
     </w:rPr>
   </w:style>
@@ -1829,11 +2002,13 @@
     <w:qFormat/>
     <w:rsid w:val="00FC693F"/>
     <w:rPr>
+      <w:rFonts w:ascii="Times New Roman" w:hAnsi="Times New Roman" w:eastAsia="Times New Roman" w:cs="Times New Roman"/>
       <w:b/>
       <w:bCs/>
       <w:smallCaps/>
-      <w:color w:val="C0504D" w:themeColor="accent2"/>
+      <w:color w:val="000000"/>
       <w:spacing w:val="5"/>
+      <w:sz w:val="24"/>
       <w:u w:val="single"/>
     </w:rPr>
   </w:style>
@@ -1844,10 +2019,13 @@
     <w:qFormat/>
     <w:rsid w:val="00FC693F"/>
     <w:rPr>
+      <w:rFonts w:ascii="Times New Roman" w:hAnsi="Times New Roman" w:eastAsia="Times New Roman" w:cs="Times New Roman"/>
       <w:b/>
       <w:bCs/>
       <w:smallCaps/>
+      <w:color w:val="000000"/>
       <w:spacing w:val="5"/>
+      <w:sz w:val="24"/>
     </w:rPr>
   </w:style>
   <w:style w:type="paragraph" w:styleId="TOCHeading">
@@ -1862,6 +2040,11 @@
     <w:pPr>
       <w:outlineLvl w:val="9"/>
     </w:pPr>
+    <w:rPr>
+      <w:rFonts w:ascii="Times New Roman" w:hAnsi="Times New Roman" w:eastAsia="Times New Roman" w:cs="Times New Roman"/>
+      <w:color w:val="000000"/>
+      <w:sz w:val="24"/>
+    </w:rPr>
   </w:style>
   <w:style w:type="table" w:styleId="TableGrid">
     <w:name w:val="Table Grid"/>
